--- a/output/19_北塩原村第10期_策定委員会参考資料_交付金の評価と第10期の目標_単色.docx
+++ b/output/19_北塩原村第10期_策定委員会参考資料_交付金の評価と第10期の目標_単色.docx
@@ -5953,7 +5953,7 @@
                 <w:sz w:val="17"/>
                 <w:szCs w:val="17"/>
               </w:rPr>
-              <w:t xml:space="preserve">記載で取れる</w:t>
+              <w:t xml:space="preserve">記載で取得をめざせる</w:t>
             </w:r>
           </w:p>
         </w:tc>
@@ -6126,7 +6126,7 @@
                 <w:sz w:val="17"/>
                 <w:szCs w:val="17"/>
               </w:rPr>
-              <w:t xml:space="preserve">本業務で取れる</w:t>
+              <w:t xml:space="preserve">本業務で取得をめざせる</w:t>
             </w:r>
           </w:p>
         </w:tc>
@@ -6799,7 +6799,7 @@
           <w:sz w:val="20"/>
           <w:szCs w:val="20"/>
         </w:rPr>
-        <w:t xml:space="preserve">計画への記載・要綱の整備・手順の明文化と、それに沿った実施・記録で取得をめざせるのが11項目62点です。本業務（ニーズ調査・在宅介護実態調査・見える化分析・認知症施策推進計画の策定）の実施で取得できるのが3項目9点です。この2つは本計画の策定により取得できます。</w:t>
+        <w:t xml:space="preserve">計画への記載・要綱の整備・手順の明文化と、それに沿った実施・記録で取得をめざせるのが11項目62点です。本業務（ニーズ調査・在宅介護実態調査・見える化分析・認知症施策推進計画の策定）の実施で取得をめざせるのが3項目9点です。この2つは本計画の策定とそれに沿った実施・記録により評価の対象となり得ます。</w:t>
       </w:r>
     </w:p>
     <w:p>
@@ -6853,7 +6853,7 @@
           <w:sz w:val="21"/>
           <w:szCs w:val="21"/>
         </w:rPr>
-        <w:t xml:space="preserve">令和8年度の評価で0点であり、かつ全国の45%以上の市町村が取得している項目は32項目122点あります。このうち、新たな施設や大きな予算を要さず、本計画への記載・要綱の整備・手順の明文化により取得できるものが11項目62点です。これに、本計画が認知症施策推進計画を兼ねることにより取得できる5点を加えた12項目67点の取得を、第10期の目標とします。</w:t>
+        <w:t xml:space="preserve">令和8年度の評価で0点であり、かつ全国の45%以上の市町村が取得している項目は32項目122点あります。このうち、新たな施設や大きな予算を要さず、本計画への記載・要綱の整備・手順の明文化と、それに沿った実施・記録により取得をめざせるものが11項目62点です。これに、本計画が認知症施策推進計画を兼ねることにより評価の対象となり得る5点を加えた12項目67点の取得を、第10期の目標とします。</w:t>
       </w:r>
     </w:p>
     <w:tbl>
@@ -9639,7 +9639,7 @@
           <w:sz w:val="21"/>
           <w:szCs w:val="21"/>
         </w:rPr>
-        <w:t xml:space="preserve">本業務の実施で取得できる4点を含めると518点です。条件付きで取得できる33点は事業の実施を伴うため、施策1-2（総合事業の多様なサービス）・施策4-4（認知症施策）のご判断と一体で決まります。</w:t>
+        <w:t xml:space="preserve">本業務の実施で取得をめざせる4点を含めると518点です。条件付きで取得をめざせる33点は事業の実施を伴うため、施策1-2（総合事業の多様なサービス）・施策4-4（認知症施策）のご判断と一体で決まります。</w:t>
       </w:r>
     </w:p>
     <w:p>
@@ -15480,7 +15480,7 @@
                 <w:sz w:val="17"/>
                 <w:szCs w:val="17"/>
               </w:rPr>
-              <w:t xml:space="preserve">条件付きで取得できる33点について、事業の実施まで踏み込むかどうか</w:t>
+              <w:t xml:space="preserve">条件付きで取得をめざせる33点について、事業の実施まで踏み込むかどうか</w:t>
             </w:r>
           </w:p>
         </w:tc>
@@ -15544,7 +15544,7 @@
           <w:sz w:val="20"/>
           <w:szCs w:val="20"/>
         </w:rPr>
-        <w:t xml:space="preserve">段Ａ（計画への記載で取得をめざす11項目62点）は、本計画に書いたうえで、令和9年度に実施し記録を残すことで取得できます。書くだけでは点になりません。第2回策定委員会でご承認をいただければ、素案6-3の取得目標として確定します。</w:t>
+        <w:t xml:space="preserve">段Ａ（計画への記載で取得をめざす11項目62点）は、本計画に書いたうえで、令和9年度に実施し記録を残すことで評価の対象となり得ます。書くだけでは点になりません。評価は国の該当状況調査への回答と、実施・記録の結果によります。第2回策定委員会でご承認をいただければ、素案6-3の取得目標として確定します。</w:t>
       </w:r>
     </w:p>
     <w:p>

--- a/output/19_北塩原村第10期_策定委員会参考資料_交付金の評価と第10期の目標_単色.docx
+++ b/output/19_北塩原村第10期_策定委員会参考資料_交付金の評価と第10期の目標_単色.docx
@@ -6800,6 +6800,25 @@
           <w:szCs w:val="20"/>
         </w:rPr>
         <w:t xml:space="preserve">計画への記載・要綱の整備・手順の明文化と、それに沿った実施・記録で取得をめざせるのが11項目62点です。本業務（ニーズ調査・在宅介護実態調査・見える化分析・認知症施策推進計画の策定）の実施で取得をめざせるのが3項目9点です。この2つは本計画の策定とそれに沿った実施・記録により評価の対象となり得ます。</w:t>
+      </w:r>
+    </w:p>
+    <w:p>
+      <w:pPr>
+        <w:pBdr>
+          <w:left w:val="single" w:color="7F7F7F" w:sz="18" w:space="8"/>
+        </w:pBdr>
+        <w:shd w:fill="F2F2F2" w:val="clear"/>
+        <w:spacing w:after="180" w:before="120" w:line="280" w:lineRule="exact"/>
+        <w:ind w:left="200" w:right="200"/>
+      </w:pPr>
+      <w:r>
+        <w:rPr>
+          <w:rFonts w:ascii="BIZ UDPゴシック" w:cs="BIZ UDPゴシック" w:eastAsia="BIZ UDPゴシック" w:hAnsi="BIZ UDPゴシック"/>
+          <w:color w:val="595959"/>
+          <w:sz w:val="17"/>
+          <w:szCs w:val="17"/>
+        </w:rPr>
+        <w:t xml:space="preserve">※ 上の5つの段は未取得の全項目を分けたものです。次の2-2の4区分（令和8年度に0点で全国該当率45%以上の32項目）とは母集団が違い、同じ項目は同じ扱いです。段Ｂの9点は2-2の本業務の4点に認知症施策推進計画の策定5点を、段Ｃの39点は2-2の条件付きの33点に32項目の外の6点を加えたものです（成果品15に対照表）。</w:t>
       </w:r>
     </w:p>
     <w:p>
